--- a/assets/resume/resume.docx
+++ b/assets/resume/resume.docx
@@ -350,7 +350,7 @@
         </w:numPr>
       </w:pPr>
       <w:r>
-        <w:t xml:space="preserve">Developed in-app documentation improving accessibility of physics engine for non-specialist users</w:t>
+        <w:t xml:space="preserve">Built an in-engine documentation interface that surfaced the physics system’s internals to non-specialist developers across the studio</w:t>
       </w:r>
     </w:p>
     <w:p>
@@ -361,7 +361,7 @@
         </w:numPr>
       </w:pPr>
       <w:r>
-        <w:t xml:space="preserve">Created AI-assisted code modernization pipeline for legacy codebase maintenance using neurosymbolic approaches</w:t>
+        <w:t xml:space="preserve">Designed and shipped a production agentic system on GPT-3 for legacy codebase modernization, combining LLM-driven refactoring with symbolic verification to keep changes safe under deployment</w:t>
       </w:r>
     </w:p>
     <w:p>
